--- a/Lab Programs/Set-3.docx
+++ b/Lab Programs/Set-3.docx
@@ -12,6 +12,88 @@
         <w:rPr>
           <w:rFonts w:ascii="Times New Roman" w:hAnsi="Times New Roman" w:cs="Times New Roman"/>
         </w:rPr>
+        <w:t>Name: Valli Karthik</w:t>
+      </w:r>
+    </w:p>
+    <w:p>
+      <w:pPr>
+        <w:rPr>
+          <w:rFonts w:ascii="Times New Roman" w:hAnsi="Times New Roman" w:cs="Times New Roman"/>
+        </w:rPr>
+      </w:pPr>
+      <w:proofErr w:type="spellStart"/>
+      <w:r>
+        <w:rPr>
+          <w:rFonts w:ascii="Times New Roman" w:hAnsi="Times New Roman" w:cs="Times New Roman"/>
+        </w:rPr>
+        <w:t>Reg.No</w:t>
+      </w:r>
+      <w:proofErr w:type="spellEnd"/>
+      <w:r>
+        <w:rPr>
+          <w:rFonts w:ascii="Times New Roman" w:hAnsi="Times New Roman" w:cs="Times New Roman"/>
+        </w:rPr>
+        <w:t>: 192324258</w:t>
+      </w:r>
+    </w:p>
+    <w:p>
+      <w:pPr>
+        <w:jc w:val="center"/>
+        <w:rPr>
+          <w:rFonts w:ascii="Times New Roman" w:hAnsi="Times New Roman" w:cs="Times New Roman"/>
+        </w:rPr>
+      </w:pPr>
+    </w:p>
+    <w:p>
+      <w:pPr>
+        <w:jc w:val="center"/>
+        <w:rPr>
+          <w:rFonts w:ascii="Times New Roman" w:hAnsi="Times New Roman" w:cs="Times New Roman"/>
+          <w:b/>
+          <w:bCs/>
+        </w:rPr>
+      </w:pPr>
+      <w:r>
+        <w:rPr>
+          <w:rFonts w:ascii="Times New Roman" w:hAnsi="Times New Roman" w:cs="Times New Roman"/>
+          <w:b/>
+          <w:bCs/>
+        </w:rPr>
+        <w:t>DSA0502 - QUERY PROCESSING FOR DATA SCIENCE</w:t>
+      </w:r>
+    </w:p>
+    <w:p>
+      <w:pPr>
+        <w:rPr>
+          <w:rFonts w:ascii="Times New Roman" w:hAnsi="Times New Roman" w:cs="Times New Roman"/>
+        </w:rPr>
+      </w:pPr>
+      <w:r>
+        <w:rPr>
+          <w:rFonts w:ascii="Times New Roman" w:hAnsi="Times New Roman" w:cs="Times New Roman"/>
+          <w:b/>
+          <w:bCs/>
+        </w:rPr>
+        <w:t>Date: 17-07-2026</w:t>
+      </w:r>
+    </w:p>
+    <w:p>
+      <w:pPr>
+        <w:rPr>
+          <w:rFonts w:ascii="Times New Roman" w:hAnsi="Times New Roman" w:cs="Times New Roman"/>
+        </w:rPr>
+      </w:pPr>
+    </w:p>
+    <w:p>
+      <w:pPr>
+        <w:rPr>
+          <w:rFonts w:ascii="Times New Roman" w:hAnsi="Times New Roman" w:cs="Times New Roman"/>
+        </w:rPr>
+      </w:pPr>
+      <w:r>
+        <w:rPr>
+          <w:rFonts w:ascii="Times New Roman" w:hAnsi="Times New Roman" w:cs="Times New Roman"/>
+        </w:rPr>
         <w:t>5.Write a Pandas program to create a bar plot of the trading volume of Alphabet Inc.</w:t>
       </w:r>
     </w:p>
@@ -71,33 +153,83 @@
         <w:rPr>
           <w:rFonts w:ascii="Times New Roman" w:hAnsi="Times New Roman" w:cs="Times New Roman"/>
         </w:rPr>
-        <w:t>import matplotlib.pyplot as plt</w:t>
-      </w:r>
-    </w:p>
-    <w:p>
-      <w:pPr>
-        <w:rPr>
-          <w:rFonts w:ascii="Times New Roman" w:hAnsi="Times New Roman" w:cs="Times New Roman"/>
-        </w:rPr>
-      </w:pPr>
-      <w:r>
-        <w:rPr>
-          <w:rFonts w:ascii="Times New Roman" w:hAnsi="Times New Roman" w:cs="Times New Roman"/>
-        </w:rPr>
-        <w:t>stock = pd.read_csv("alphabet_stock_data.csv")</w:t>
-      </w:r>
-    </w:p>
-    <w:p>
-      <w:pPr>
-        <w:rPr>
-          <w:rFonts w:ascii="Times New Roman" w:hAnsi="Times New Roman" w:cs="Times New Roman"/>
-        </w:rPr>
-      </w:pPr>
-      <w:r>
-        <w:rPr>
-          <w:rFonts w:ascii="Times New Roman" w:hAnsi="Times New Roman" w:cs="Times New Roman"/>
-        </w:rPr>
-        <w:t>stock["Date"] = pd.to_datetime(stock["Date"])</w:t>
+        <w:t xml:space="preserve">import </w:t>
+      </w:r>
+      <w:proofErr w:type="spellStart"/>
+      <w:r>
+        <w:rPr>
+          <w:rFonts w:ascii="Times New Roman" w:hAnsi="Times New Roman" w:cs="Times New Roman"/>
+        </w:rPr>
+        <w:t>matplotlib.pyplot</w:t>
+      </w:r>
+      <w:proofErr w:type="spellEnd"/>
+      <w:r>
+        <w:rPr>
+          <w:rFonts w:ascii="Times New Roman" w:hAnsi="Times New Roman" w:cs="Times New Roman"/>
+        </w:rPr>
+        <w:t xml:space="preserve"> as </w:t>
+      </w:r>
+      <w:proofErr w:type="spellStart"/>
+      <w:r>
+        <w:rPr>
+          <w:rFonts w:ascii="Times New Roman" w:hAnsi="Times New Roman" w:cs="Times New Roman"/>
+        </w:rPr>
+        <w:t>plt</w:t>
+      </w:r>
+      <w:proofErr w:type="spellEnd"/>
+    </w:p>
+    <w:p>
+      <w:pPr>
+        <w:rPr>
+          <w:rFonts w:ascii="Times New Roman" w:hAnsi="Times New Roman" w:cs="Times New Roman"/>
+        </w:rPr>
+      </w:pPr>
+      <w:r>
+        <w:rPr>
+          <w:rFonts w:ascii="Times New Roman" w:hAnsi="Times New Roman" w:cs="Times New Roman"/>
+        </w:rPr>
+        <w:t xml:space="preserve">stock = </w:t>
+      </w:r>
+      <w:proofErr w:type="spellStart"/>
+      <w:r>
+        <w:rPr>
+          <w:rFonts w:ascii="Times New Roman" w:hAnsi="Times New Roman" w:cs="Times New Roman"/>
+        </w:rPr>
+        <w:t>pd.read_csv</w:t>
+      </w:r>
+      <w:proofErr w:type="spellEnd"/>
+      <w:r>
+        <w:rPr>
+          <w:rFonts w:ascii="Times New Roman" w:hAnsi="Times New Roman" w:cs="Times New Roman"/>
+        </w:rPr>
+        <w:t>("alphabet_stock_data.csv")</w:t>
+      </w:r>
+    </w:p>
+    <w:p>
+      <w:pPr>
+        <w:rPr>
+          <w:rFonts w:ascii="Times New Roman" w:hAnsi="Times New Roman" w:cs="Times New Roman"/>
+        </w:rPr>
+      </w:pPr>
+      <w:r>
+        <w:rPr>
+          <w:rFonts w:ascii="Times New Roman" w:hAnsi="Times New Roman" w:cs="Times New Roman"/>
+        </w:rPr>
+        <w:t xml:space="preserve">stock["Date"] = </w:t>
+      </w:r>
+      <w:proofErr w:type="spellStart"/>
+      <w:r>
+        <w:rPr>
+          <w:rFonts w:ascii="Times New Roman" w:hAnsi="Times New Roman" w:cs="Times New Roman"/>
+        </w:rPr>
+        <w:t>pd.to_datetime</w:t>
+      </w:r>
+      <w:proofErr w:type="spellEnd"/>
+      <w:r>
+        <w:rPr>
+          <w:rFonts w:ascii="Times New Roman" w:hAnsi="Times New Roman" w:cs="Times New Roman"/>
+        </w:rPr>
+        <w:t>(stock["Date"])</w:t>
       </w:r>
     </w:p>
     <w:p>
@@ -139,106 +271,182 @@
           <w:rFonts w:ascii="Times New Roman" w:hAnsi="Times New Roman" w:cs="Times New Roman"/>
         </w:rPr>
       </w:pPr>
-      <w:r>
-        <w:rPr>
-          <w:rFonts w:ascii="Times New Roman" w:hAnsi="Times New Roman" w:cs="Times New Roman"/>
-        </w:rPr>
-        <w:t>plt.figure(figsize=(8,5))</w:t>
-      </w:r>
-    </w:p>
-    <w:p>
-      <w:pPr>
-        <w:rPr>
-          <w:rFonts w:ascii="Times New Roman" w:hAnsi="Times New Roman" w:cs="Times New Roman"/>
-        </w:rPr>
-      </w:pPr>
-      <w:r>
-        <w:rPr>
-          <w:rFonts w:ascii="Times New Roman" w:hAnsi="Times New Roman" w:cs="Times New Roman"/>
-        </w:rPr>
-        <w:t>plt.bar(data["Date"].dt.strftime("%Y-%m-%d"), data["Volume"])</w:t>
-      </w:r>
-    </w:p>
-    <w:p>
-      <w:pPr>
-        <w:rPr>
-          <w:rFonts w:ascii="Times New Roman" w:hAnsi="Times New Roman" w:cs="Times New Roman"/>
-        </w:rPr>
-      </w:pPr>
-      <w:r>
-        <w:rPr>
-          <w:rFonts w:ascii="Times New Roman" w:hAnsi="Times New Roman" w:cs="Times New Roman"/>
-        </w:rPr>
-        <w:t>plt.title("Alphabet Inc. Trading Volume")</w:t>
-      </w:r>
-    </w:p>
-    <w:p>
-      <w:pPr>
-        <w:rPr>
-          <w:rFonts w:ascii="Times New Roman" w:hAnsi="Times New Roman" w:cs="Times New Roman"/>
-        </w:rPr>
-      </w:pPr>
-      <w:r>
-        <w:rPr>
-          <w:rFonts w:ascii="Times New Roman" w:hAnsi="Times New Roman" w:cs="Times New Roman"/>
-        </w:rPr>
-        <w:t>plt.xlabel("Date")</w:t>
-      </w:r>
-    </w:p>
-    <w:p>
-      <w:pPr>
-        <w:rPr>
-          <w:rFonts w:ascii="Times New Roman" w:hAnsi="Times New Roman" w:cs="Times New Roman"/>
-        </w:rPr>
-      </w:pPr>
-      <w:r>
-        <w:rPr>
-          <w:rFonts w:ascii="Times New Roman" w:hAnsi="Times New Roman" w:cs="Times New Roman"/>
-        </w:rPr>
-        <w:t>plt.ylabel("Volume")</w:t>
-      </w:r>
-    </w:p>
-    <w:p>
-      <w:pPr>
-        <w:rPr>
-          <w:rFonts w:ascii="Times New Roman" w:hAnsi="Times New Roman" w:cs="Times New Roman"/>
-        </w:rPr>
-      </w:pPr>
-      <w:r>
-        <w:rPr>
-          <w:rFonts w:ascii="Times New Roman" w:hAnsi="Times New Roman" w:cs="Times New Roman"/>
-        </w:rPr>
-        <w:t>plt.show()</w:t>
-      </w:r>
-    </w:p>
-    <w:p>
-      <w:pPr>
-        <w:rPr>
-          <w:rFonts w:ascii="Times New Roman" w:hAnsi="Times New Roman" w:cs="Times New Roman"/>
-        </w:rPr>
-      </w:pPr>
-    </w:p>
-    <w:p>
-      <w:pPr>
-        <w:rPr>
-          <w:rFonts w:ascii="Times New Roman" w:hAnsi="Times New Roman" w:cs="Times New Roman"/>
-        </w:rPr>
-      </w:pPr>
-      <w:r>
-        <w:rPr>
-          <w:rFonts w:ascii="Times New Roman" w:hAnsi="Times New Roman" w:cs="Times New Roman"/>
-        </w:rPr>
-        <w:t xml:space="preserve">Output: </w:t>
-      </w:r>
+      <w:proofErr w:type="spellStart"/>
+      <w:r>
+        <w:rPr>
+          <w:rFonts w:ascii="Times New Roman" w:hAnsi="Times New Roman" w:cs="Times New Roman"/>
+        </w:rPr>
+        <w:t>plt.figure</w:t>
+      </w:r>
+      <w:proofErr w:type="spellEnd"/>
+      <w:r>
+        <w:rPr>
+          <w:rFonts w:ascii="Times New Roman" w:hAnsi="Times New Roman" w:cs="Times New Roman"/>
+        </w:rPr>
+        <w:t>(</w:t>
+      </w:r>
+      <w:proofErr w:type="spellStart"/>
+      <w:r>
+        <w:rPr>
+          <w:rFonts w:ascii="Times New Roman" w:hAnsi="Times New Roman" w:cs="Times New Roman"/>
+        </w:rPr>
+        <w:t>figsize</w:t>
+      </w:r>
+      <w:proofErr w:type="spellEnd"/>
+      <w:r>
+        <w:rPr>
+          <w:rFonts w:ascii="Times New Roman" w:hAnsi="Times New Roman" w:cs="Times New Roman"/>
+        </w:rPr>
+        <w:t>=(8,5))</w:t>
+      </w:r>
+    </w:p>
+    <w:p>
+      <w:pPr>
+        <w:rPr>
+          <w:rFonts w:ascii="Times New Roman" w:hAnsi="Times New Roman" w:cs="Times New Roman"/>
+        </w:rPr>
+      </w:pPr>
+      <w:proofErr w:type="spellStart"/>
+      <w:r>
+        <w:rPr>
+          <w:rFonts w:ascii="Times New Roman" w:hAnsi="Times New Roman" w:cs="Times New Roman"/>
+        </w:rPr>
+        <w:t>plt.bar</w:t>
+      </w:r>
+      <w:proofErr w:type="spellEnd"/>
+      <w:r>
+        <w:rPr>
+          <w:rFonts w:ascii="Times New Roman" w:hAnsi="Times New Roman" w:cs="Times New Roman"/>
+        </w:rPr>
+        <w:t>(data["Date"].</w:t>
+      </w:r>
+      <w:proofErr w:type="spellStart"/>
+      <w:r>
+        <w:rPr>
+          <w:rFonts w:ascii="Times New Roman" w:hAnsi="Times New Roman" w:cs="Times New Roman"/>
+        </w:rPr>
+        <w:t>dt.strftime</w:t>
+      </w:r>
+      <w:proofErr w:type="spellEnd"/>
+      <w:r>
+        <w:rPr>
+          <w:rFonts w:ascii="Times New Roman" w:hAnsi="Times New Roman" w:cs="Times New Roman"/>
+        </w:rPr>
+        <w:t>("%Y-%m-%d"), data["Volume"])</w:t>
+      </w:r>
+    </w:p>
+    <w:p>
+      <w:pPr>
+        <w:rPr>
+          <w:rFonts w:ascii="Times New Roman" w:hAnsi="Times New Roman" w:cs="Times New Roman"/>
+        </w:rPr>
+      </w:pPr>
+      <w:proofErr w:type="spellStart"/>
+      <w:r>
+        <w:rPr>
+          <w:rFonts w:ascii="Times New Roman" w:hAnsi="Times New Roman" w:cs="Times New Roman"/>
+        </w:rPr>
+        <w:t>plt.title</w:t>
+      </w:r>
+      <w:proofErr w:type="spellEnd"/>
+      <w:r>
+        <w:rPr>
+          <w:rFonts w:ascii="Times New Roman" w:hAnsi="Times New Roman" w:cs="Times New Roman"/>
+        </w:rPr>
+        <w:t>("Alphabet Inc. Trading Volume")</w:t>
+      </w:r>
+    </w:p>
+    <w:p>
+      <w:pPr>
+        <w:rPr>
+          <w:rFonts w:ascii="Times New Roman" w:hAnsi="Times New Roman" w:cs="Times New Roman"/>
+        </w:rPr>
+      </w:pPr>
+      <w:proofErr w:type="spellStart"/>
+      <w:r>
+        <w:rPr>
+          <w:rFonts w:ascii="Times New Roman" w:hAnsi="Times New Roman" w:cs="Times New Roman"/>
+        </w:rPr>
+        <w:t>plt.xlabel</w:t>
+      </w:r>
+      <w:proofErr w:type="spellEnd"/>
+      <w:r>
+        <w:rPr>
+          <w:rFonts w:ascii="Times New Roman" w:hAnsi="Times New Roman" w:cs="Times New Roman"/>
+        </w:rPr>
+        <w:t>("Date")</w:t>
+      </w:r>
+    </w:p>
+    <w:p>
+      <w:pPr>
+        <w:rPr>
+          <w:rFonts w:ascii="Times New Roman" w:hAnsi="Times New Roman" w:cs="Times New Roman"/>
+        </w:rPr>
+      </w:pPr>
+      <w:proofErr w:type="spellStart"/>
+      <w:r>
+        <w:rPr>
+          <w:rFonts w:ascii="Times New Roman" w:hAnsi="Times New Roman" w:cs="Times New Roman"/>
+        </w:rPr>
+        <w:t>plt.ylabel</w:t>
+      </w:r>
+      <w:proofErr w:type="spellEnd"/>
+      <w:r>
+        <w:rPr>
+          <w:rFonts w:ascii="Times New Roman" w:hAnsi="Times New Roman" w:cs="Times New Roman"/>
+        </w:rPr>
+        <w:t>("Volume")</w:t>
+      </w:r>
+    </w:p>
+    <w:p>
+      <w:pPr>
+        <w:rPr>
+          <w:rFonts w:ascii="Times New Roman" w:hAnsi="Times New Roman" w:cs="Times New Roman"/>
+        </w:rPr>
+      </w:pPr>
+      <w:proofErr w:type="spellStart"/>
+      <w:r>
+        <w:rPr>
+          <w:rFonts w:ascii="Times New Roman" w:hAnsi="Times New Roman" w:cs="Times New Roman"/>
+        </w:rPr>
+        <w:t>plt.show</w:t>
+      </w:r>
+      <w:proofErr w:type="spellEnd"/>
+      <w:r>
+        <w:rPr>
+          <w:rFonts w:ascii="Times New Roman" w:hAnsi="Times New Roman" w:cs="Times New Roman"/>
+        </w:rPr>
+        <w:t>()</w:t>
+      </w:r>
+    </w:p>
+    <w:p>
+      <w:pPr>
+        <w:rPr>
+          <w:rFonts w:ascii="Times New Roman" w:hAnsi="Times New Roman" w:cs="Times New Roman"/>
+        </w:rPr>
+      </w:pPr>
+      <w:r>
+        <w:rPr>
+          <w:rFonts w:ascii="Times New Roman" w:hAnsi="Times New Roman" w:cs="Times New Roman"/>
+        </w:rPr>
+        <w:t>Output:</w:t>
+      </w:r>
+    </w:p>
+    <w:p>
+      <w:pPr>
+        <w:rPr>
+          <w:rFonts w:ascii="Times New Roman" w:hAnsi="Times New Roman" w:cs="Times New Roman"/>
+        </w:rPr>
+      </w:pPr>
       <w:r>
         <w:rPr>
           <w:rFonts w:ascii="Times New Roman" w:hAnsi="Times New Roman" w:cs="Times New Roman"/>
           <w:noProof/>
         </w:rPr>
         <w:drawing>
-          <wp:inline distT="0" distB="0" distL="0" distR="0" wp14:anchorId="40287E43" wp14:editId="04625B62">
-            <wp:extent cx="5728970" cy="3581400"/>
-            <wp:effectExtent l="0" t="0" r="5080" b="0"/>
+          <wp:inline distT="0" distB="0" distL="0" distR="0" wp14:anchorId="40287E43" wp14:editId="6A20E292">
+            <wp:extent cx="3264025" cy="2040467"/>
+            <wp:effectExtent l="0" t="0" r="0" b="0"/>
             <wp:docPr id="1062787318" name="Picture 2"/>
             <wp:cNvGraphicFramePr>
               <a:graphicFrameLocks xmlns:a="http://schemas.openxmlformats.org/drawingml/2006/main" noChangeAspect="1"/>
@@ -253,7 +461,7 @@
                     </pic:cNvPicPr>
                   </pic:nvPicPr>
                   <pic:blipFill>
-                    <a:blip r:embed="rId4">
+                    <a:blip r:embed="rId4" cstate="print">
                       <a:extLst>
                         <a:ext uri="{28A0092B-C50C-407E-A947-70E740481C1C}">
                           <a14:useLocalDpi xmlns:a14="http://schemas.microsoft.com/office/drawing/2010/main" val="0"/>
@@ -268,7 +476,7 @@
                   <pic:spPr bwMode="auto">
                     <a:xfrm>
                       <a:off x="0" y="0"/>
-                      <a:ext cx="5728970" cy="3581400"/>
+                      <a:ext cx="3286805" cy="2054707"/>
                     </a:xfrm>
                     <a:prstGeom prst="rect">
                       <a:avLst/>
@@ -355,47 +563,97 @@
         <w:rPr>
           <w:rFonts w:ascii="Times New Roman" w:hAnsi="Times New Roman" w:cs="Times New Roman"/>
         </w:rPr>
-        <w:t>import matplotlib.pyplot as plt</w:t>
-      </w:r>
-    </w:p>
-    <w:p>
-      <w:pPr>
-        <w:rPr>
-          <w:rFonts w:ascii="Times New Roman" w:hAnsi="Times New Roman" w:cs="Times New Roman"/>
-        </w:rPr>
-      </w:pPr>
-    </w:p>
-    <w:p>
-      <w:pPr>
-        <w:rPr>
-          <w:rFonts w:ascii="Times New Roman" w:hAnsi="Times New Roman" w:cs="Times New Roman"/>
-        </w:rPr>
-      </w:pPr>
-      <w:r>
-        <w:rPr>
-          <w:rFonts w:ascii="Times New Roman" w:hAnsi="Times New Roman" w:cs="Times New Roman"/>
-        </w:rPr>
-        <w:t>stock = pd.read_csv("alphabet_stock_data.csv")</w:t>
-      </w:r>
-    </w:p>
-    <w:p>
-      <w:pPr>
-        <w:rPr>
-          <w:rFonts w:ascii="Times New Roman" w:hAnsi="Times New Roman" w:cs="Times New Roman"/>
-        </w:rPr>
-      </w:pPr>
-    </w:p>
-    <w:p>
-      <w:pPr>
-        <w:rPr>
-          <w:rFonts w:ascii="Times New Roman" w:hAnsi="Times New Roman" w:cs="Times New Roman"/>
-        </w:rPr>
-      </w:pPr>
-      <w:r>
-        <w:rPr>
-          <w:rFonts w:ascii="Times New Roman" w:hAnsi="Times New Roman" w:cs="Times New Roman"/>
-        </w:rPr>
-        <w:t>stock["Date"] = pd.to_datetime(stock["Date"])</w:t>
+        <w:t xml:space="preserve">import </w:t>
+      </w:r>
+      <w:proofErr w:type="spellStart"/>
+      <w:r>
+        <w:rPr>
+          <w:rFonts w:ascii="Times New Roman" w:hAnsi="Times New Roman" w:cs="Times New Roman"/>
+        </w:rPr>
+        <w:t>matplotlib.pyplot</w:t>
+      </w:r>
+      <w:proofErr w:type="spellEnd"/>
+      <w:r>
+        <w:rPr>
+          <w:rFonts w:ascii="Times New Roman" w:hAnsi="Times New Roman" w:cs="Times New Roman"/>
+        </w:rPr>
+        <w:t xml:space="preserve"> as </w:t>
+      </w:r>
+      <w:proofErr w:type="spellStart"/>
+      <w:r>
+        <w:rPr>
+          <w:rFonts w:ascii="Times New Roman" w:hAnsi="Times New Roman" w:cs="Times New Roman"/>
+        </w:rPr>
+        <w:t>plt</w:t>
+      </w:r>
+      <w:proofErr w:type="spellEnd"/>
+    </w:p>
+    <w:p>
+      <w:pPr>
+        <w:rPr>
+          <w:rFonts w:ascii="Times New Roman" w:hAnsi="Times New Roman" w:cs="Times New Roman"/>
+        </w:rPr>
+      </w:pPr>
+    </w:p>
+    <w:p>
+      <w:pPr>
+        <w:rPr>
+          <w:rFonts w:ascii="Times New Roman" w:hAnsi="Times New Roman" w:cs="Times New Roman"/>
+        </w:rPr>
+      </w:pPr>
+      <w:r>
+        <w:rPr>
+          <w:rFonts w:ascii="Times New Roman" w:hAnsi="Times New Roman" w:cs="Times New Roman"/>
+        </w:rPr>
+        <w:t xml:space="preserve">stock = </w:t>
+      </w:r>
+      <w:proofErr w:type="spellStart"/>
+      <w:r>
+        <w:rPr>
+          <w:rFonts w:ascii="Times New Roman" w:hAnsi="Times New Roman" w:cs="Times New Roman"/>
+        </w:rPr>
+        <w:t>pd.read_csv</w:t>
+      </w:r>
+      <w:proofErr w:type="spellEnd"/>
+      <w:r>
+        <w:rPr>
+          <w:rFonts w:ascii="Times New Roman" w:hAnsi="Times New Roman" w:cs="Times New Roman"/>
+        </w:rPr>
+        <w:t>("alphabet_stock_data.csv")</w:t>
+      </w:r>
+    </w:p>
+    <w:p>
+      <w:pPr>
+        <w:rPr>
+          <w:rFonts w:ascii="Times New Roman" w:hAnsi="Times New Roman" w:cs="Times New Roman"/>
+        </w:rPr>
+      </w:pPr>
+    </w:p>
+    <w:p>
+      <w:pPr>
+        <w:rPr>
+          <w:rFonts w:ascii="Times New Roman" w:hAnsi="Times New Roman" w:cs="Times New Roman"/>
+        </w:rPr>
+      </w:pPr>
+      <w:r>
+        <w:rPr>
+          <w:rFonts w:ascii="Times New Roman" w:hAnsi="Times New Roman" w:cs="Times New Roman"/>
+        </w:rPr>
+        <w:t xml:space="preserve">stock["Date"] = </w:t>
+      </w:r>
+      <w:proofErr w:type="spellStart"/>
+      <w:r>
+        <w:rPr>
+          <w:rFonts w:ascii="Times New Roman" w:hAnsi="Times New Roman" w:cs="Times New Roman"/>
+        </w:rPr>
+        <w:t>pd.to_datetime</w:t>
+      </w:r>
+      <w:proofErr w:type="spellEnd"/>
+      <w:r>
+        <w:rPr>
+          <w:rFonts w:ascii="Times New Roman" w:hAnsi="Times New Roman" w:cs="Times New Roman"/>
+        </w:rPr>
+        <w:t>(stock["Date"])</w:t>
       </w:r>
     </w:p>
     <w:p>
@@ -444,89 +702,159 @@
           <w:rFonts w:ascii="Times New Roman" w:hAnsi="Times New Roman" w:cs="Times New Roman"/>
         </w:rPr>
       </w:pPr>
-      <w:r>
-        <w:rPr>
-          <w:rFonts w:ascii="Times New Roman" w:hAnsi="Times New Roman" w:cs="Times New Roman"/>
-        </w:rPr>
-        <w:t>plt.figure(figsize=(8,5))</w:t>
-      </w:r>
-    </w:p>
-    <w:p>
-      <w:pPr>
-        <w:rPr>
-          <w:rFonts w:ascii="Times New Roman" w:hAnsi="Times New Roman" w:cs="Times New Roman"/>
-        </w:rPr>
-      </w:pPr>
-      <w:r>
-        <w:rPr>
-          <w:rFonts w:ascii="Times New Roman" w:hAnsi="Times New Roman" w:cs="Times New Roman"/>
-        </w:rPr>
-        <w:t>plt.scatter(data["Close"], data["Volume"])</w:t>
-      </w:r>
-    </w:p>
-    <w:p>
-      <w:pPr>
-        <w:rPr>
-          <w:rFonts w:ascii="Times New Roman" w:hAnsi="Times New Roman" w:cs="Times New Roman"/>
-        </w:rPr>
-      </w:pPr>
-      <w:r>
-        <w:rPr>
-          <w:rFonts w:ascii="Times New Roman" w:hAnsi="Times New Roman" w:cs="Times New Roman"/>
-        </w:rPr>
-        <w:t>plt.title("Trading Volume vs Closing Price")</w:t>
-      </w:r>
-    </w:p>
-    <w:p>
-      <w:pPr>
-        <w:rPr>
-          <w:rFonts w:ascii="Times New Roman" w:hAnsi="Times New Roman" w:cs="Times New Roman"/>
-        </w:rPr>
-      </w:pPr>
-      <w:r>
-        <w:rPr>
-          <w:rFonts w:ascii="Times New Roman" w:hAnsi="Times New Roman" w:cs="Times New Roman"/>
-        </w:rPr>
-        <w:t>plt.xlabel("Closing Price")</w:t>
-      </w:r>
-    </w:p>
-    <w:p>
-      <w:pPr>
-        <w:rPr>
-          <w:rFonts w:ascii="Times New Roman" w:hAnsi="Times New Roman" w:cs="Times New Roman"/>
-        </w:rPr>
-      </w:pPr>
-      <w:r>
-        <w:rPr>
-          <w:rFonts w:ascii="Times New Roman" w:hAnsi="Times New Roman" w:cs="Times New Roman"/>
-        </w:rPr>
-        <w:t>plt.ylabel("Trading Volume")</w:t>
-      </w:r>
-    </w:p>
-    <w:p>
-      <w:pPr>
-        <w:rPr>
-          <w:rFonts w:ascii="Times New Roman" w:hAnsi="Times New Roman" w:cs="Times New Roman"/>
-        </w:rPr>
-      </w:pPr>
-      <w:r>
-        <w:rPr>
-          <w:rFonts w:ascii="Times New Roman" w:hAnsi="Times New Roman" w:cs="Times New Roman"/>
-        </w:rPr>
-        <w:t>plt.grid(True)</w:t>
-      </w:r>
-    </w:p>
-    <w:p>
-      <w:pPr>
-        <w:rPr>
-          <w:rFonts w:ascii="Times New Roman" w:hAnsi="Times New Roman" w:cs="Times New Roman"/>
-        </w:rPr>
-      </w:pPr>
-      <w:r>
-        <w:rPr>
-          <w:rFonts w:ascii="Times New Roman" w:hAnsi="Times New Roman" w:cs="Times New Roman"/>
-        </w:rPr>
-        <w:t>plt.show()</w:t>
+      <w:proofErr w:type="spellStart"/>
+      <w:r>
+        <w:rPr>
+          <w:rFonts w:ascii="Times New Roman" w:hAnsi="Times New Roman" w:cs="Times New Roman"/>
+        </w:rPr>
+        <w:t>plt.figure</w:t>
+      </w:r>
+      <w:proofErr w:type="spellEnd"/>
+      <w:r>
+        <w:rPr>
+          <w:rFonts w:ascii="Times New Roman" w:hAnsi="Times New Roman" w:cs="Times New Roman"/>
+        </w:rPr>
+        <w:t>(</w:t>
+      </w:r>
+      <w:proofErr w:type="spellStart"/>
+      <w:r>
+        <w:rPr>
+          <w:rFonts w:ascii="Times New Roman" w:hAnsi="Times New Roman" w:cs="Times New Roman"/>
+        </w:rPr>
+        <w:t>figsize</w:t>
+      </w:r>
+      <w:proofErr w:type="spellEnd"/>
+      <w:r>
+        <w:rPr>
+          <w:rFonts w:ascii="Times New Roman" w:hAnsi="Times New Roman" w:cs="Times New Roman"/>
+        </w:rPr>
+        <w:t>=(8,5))</w:t>
+      </w:r>
+    </w:p>
+    <w:p>
+      <w:pPr>
+        <w:rPr>
+          <w:rFonts w:ascii="Times New Roman" w:hAnsi="Times New Roman" w:cs="Times New Roman"/>
+        </w:rPr>
+      </w:pPr>
+      <w:proofErr w:type="spellStart"/>
+      <w:r>
+        <w:rPr>
+          <w:rFonts w:ascii="Times New Roman" w:hAnsi="Times New Roman" w:cs="Times New Roman"/>
+        </w:rPr>
+        <w:t>plt.scatter</w:t>
+      </w:r>
+      <w:proofErr w:type="spellEnd"/>
+      <w:r>
+        <w:rPr>
+          <w:rFonts w:ascii="Times New Roman" w:hAnsi="Times New Roman" w:cs="Times New Roman"/>
+        </w:rPr>
+        <w:t>(data["Close"], data["Volume"])</w:t>
+      </w:r>
+    </w:p>
+    <w:p>
+      <w:pPr>
+        <w:rPr>
+          <w:rFonts w:ascii="Times New Roman" w:hAnsi="Times New Roman" w:cs="Times New Roman"/>
+        </w:rPr>
+      </w:pPr>
+      <w:proofErr w:type="spellStart"/>
+      <w:r>
+        <w:rPr>
+          <w:rFonts w:ascii="Times New Roman" w:hAnsi="Times New Roman" w:cs="Times New Roman"/>
+        </w:rPr>
+        <w:t>plt.title</w:t>
+      </w:r>
+      <w:proofErr w:type="spellEnd"/>
+      <w:r>
+        <w:rPr>
+          <w:rFonts w:ascii="Times New Roman" w:hAnsi="Times New Roman" w:cs="Times New Roman"/>
+        </w:rPr>
+        <w:t>("Trading Volume vs Closing Price")</w:t>
+      </w:r>
+    </w:p>
+    <w:p>
+      <w:pPr>
+        <w:rPr>
+          <w:rFonts w:ascii="Times New Roman" w:hAnsi="Times New Roman" w:cs="Times New Roman"/>
+        </w:rPr>
+      </w:pPr>
+      <w:proofErr w:type="spellStart"/>
+      <w:r>
+        <w:rPr>
+          <w:rFonts w:ascii="Times New Roman" w:hAnsi="Times New Roman" w:cs="Times New Roman"/>
+        </w:rPr>
+        <w:t>plt.xlabel</w:t>
+      </w:r>
+      <w:proofErr w:type="spellEnd"/>
+      <w:r>
+        <w:rPr>
+          <w:rFonts w:ascii="Times New Roman" w:hAnsi="Times New Roman" w:cs="Times New Roman"/>
+        </w:rPr>
+        <w:t>("Closing Price")</w:t>
+      </w:r>
+    </w:p>
+    <w:p>
+      <w:pPr>
+        <w:rPr>
+          <w:rFonts w:ascii="Times New Roman" w:hAnsi="Times New Roman" w:cs="Times New Roman"/>
+        </w:rPr>
+      </w:pPr>
+      <w:proofErr w:type="spellStart"/>
+      <w:r>
+        <w:rPr>
+          <w:rFonts w:ascii="Times New Roman" w:hAnsi="Times New Roman" w:cs="Times New Roman"/>
+        </w:rPr>
+        <w:t>plt.ylabel</w:t>
+      </w:r>
+      <w:proofErr w:type="spellEnd"/>
+      <w:r>
+        <w:rPr>
+          <w:rFonts w:ascii="Times New Roman" w:hAnsi="Times New Roman" w:cs="Times New Roman"/>
+        </w:rPr>
+        <w:t>("Trading Volume")</w:t>
+      </w:r>
+    </w:p>
+    <w:p>
+      <w:pPr>
+        <w:rPr>
+          <w:rFonts w:ascii="Times New Roman" w:hAnsi="Times New Roman" w:cs="Times New Roman"/>
+        </w:rPr>
+      </w:pPr>
+      <w:proofErr w:type="spellStart"/>
+      <w:r>
+        <w:rPr>
+          <w:rFonts w:ascii="Times New Roman" w:hAnsi="Times New Roman" w:cs="Times New Roman"/>
+        </w:rPr>
+        <w:t>plt.grid</w:t>
+      </w:r>
+      <w:proofErr w:type="spellEnd"/>
+      <w:r>
+        <w:rPr>
+          <w:rFonts w:ascii="Times New Roman" w:hAnsi="Times New Roman" w:cs="Times New Roman"/>
+        </w:rPr>
+        <w:t>(True)</w:t>
+      </w:r>
+    </w:p>
+    <w:p>
+      <w:pPr>
+        <w:rPr>
+          <w:rFonts w:ascii="Times New Roman" w:hAnsi="Times New Roman" w:cs="Times New Roman"/>
+        </w:rPr>
+      </w:pPr>
+      <w:proofErr w:type="spellStart"/>
+      <w:r>
+        <w:rPr>
+          <w:rFonts w:ascii="Times New Roman" w:hAnsi="Times New Roman" w:cs="Times New Roman"/>
+        </w:rPr>
+        <w:t>plt.show</w:t>
+      </w:r>
+      <w:proofErr w:type="spellEnd"/>
+      <w:r>
+        <w:rPr>
+          <w:rFonts w:ascii="Times New Roman" w:hAnsi="Times New Roman" w:cs="Times New Roman"/>
+        </w:rPr>
+        <w:t>()</w:t>
       </w:r>
     </w:p>
     <w:p>

--- a/Lab Programs/Set-3.docx
+++ b/Lab Programs/Set-3.docx
@@ -425,10 +425,118 @@
           <w:rFonts w:ascii="Times New Roman" w:hAnsi="Times New Roman" w:cs="Times New Roman"/>
         </w:rPr>
       </w:pPr>
-      <w:r>
-        <w:rPr>
-          <w:rFonts w:ascii="Times New Roman" w:hAnsi="Times New Roman" w:cs="Times New Roman"/>
-        </w:rPr>
+    </w:p>
+    <w:p>
+      <w:pPr>
+        <w:rPr>
+          <w:rFonts w:ascii="Times New Roman" w:hAnsi="Times New Roman" w:cs="Times New Roman"/>
+        </w:rPr>
+      </w:pPr>
+      <w:r>
+        <w:rPr>
+          <w:rFonts w:ascii="Times New Roman" w:hAnsi="Times New Roman" w:cs="Times New Roman"/>
+        </w:rPr>
+        <w:t>CSV:</w:t>
+      </w:r>
+    </w:p>
+    <w:p>
+      <w:pPr>
+        <w:rPr>
+          <w:rFonts w:ascii="Times New Roman" w:hAnsi="Times New Roman" w:cs="Times New Roman"/>
+        </w:rPr>
+      </w:pPr>
+      <w:proofErr w:type="spellStart"/>
+      <w:r>
+        <w:rPr>
+          <w:rFonts w:ascii="Times New Roman" w:hAnsi="Times New Roman" w:cs="Times New Roman"/>
+        </w:rPr>
+        <w:t>Date,Open,High,Low,Close,Volume</w:t>
+      </w:r>
+      <w:proofErr w:type="spellEnd"/>
+    </w:p>
+    <w:p>
+      <w:pPr>
+        <w:rPr>
+          <w:rFonts w:ascii="Times New Roman" w:hAnsi="Times New Roman" w:cs="Times New Roman"/>
+        </w:rPr>
+      </w:pPr>
+      <w:r>
+        <w:rPr>
+          <w:rFonts w:ascii="Times New Roman" w:hAnsi="Times New Roman" w:cs="Times New Roman"/>
+        </w:rPr>
+        <w:t>2016-10-03,786.99,789.85,776.03,778.81,1175800</w:t>
+      </w:r>
+    </w:p>
+    <w:p>
+      <w:pPr>
+        <w:rPr>
+          <w:rFonts w:ascii="Times New Roman" w:hAnsi="Times New Roman" w:cs="Times New Roman"/>
+        </w:rPr>
+      </w:pPr>
+      <w:r>
+        <w:rPr>
+          <w:rFonts w:ascii="Times New Roman" w:hAnsi="Times New Roman" w:cs="Times New Roman"/>
+        </w:rPr>
+        <w:t>2016-10-04,788.0,791.34,776.03,776.43,1206300</w:t>
+      </w:r>
+    </w:p>
+    <w:p>
+      <w:pPr>
+        <w:rPr>
+          <w:rFonts w:ascii="Times New Roman" w:hAnsi="Times New Roman" w:cs="Times New Roman"/>
+        </w:rPr>
+      </w:pPr>
+      <w:r>
+        <w:rPr>
+          <w:rFonts w:ascii="Times New Roman" w:hAnsi="Times New Roman" w:cs="Times New Roman"/>
+        </w:rPr>
+        <w:t>2016-10-05,779.31,782.07,770.75,776.47,873000</w:t>
+      </w:r>
+    </w:p>
+    <w:p>
+      <w:pPr>
+        <w:rPr>
+          <w:rFonts w:ascii="Times New Roman" w:hAnsi="Times New Roman" w:cs="Times New Roman"/>
+        </w:rPr>
+      </w:pPr>
+      <w:r>
+        <w:rPr>
+          <w:rFonts w:ascii="Times New Roman" w:hAnsi="Times New Roman" w:cs="Times New Roman"/>
+        </w:rPr>
+        <w:t>2016-10-06,779.0,780.48,775.54,776.86,1070700</w:t>
+      </w:r>
+    </w:p>
+    <w:p>
+      <w:pPr>
+        <w:rPr>
+          <w:rFonts w:ascii="Times New Roman" w:hAnsi="Times New Roman" w:cs="Times New Roman"/>
+        </w:rPr>
+      </w:pPr>
+      <w:r>
+        <w:rPr>
+          <w:rFonts w:ascii="Times New Roman" w:hAnsi="Times New Roman" w:cs="Times New Roman"/>
+        </w:rPr>
+        <w:t>2016-10-07,779.66,779.66,770.75,775.08,933200</w:t>
+      </w:r>
+    </w:p>
+    <w:p>
+      <w:pPr>
+        <w:rPr>
+          <w:rFonts w:ascii="Times New Roman" w:hAnsi="Times New Roman" w:cs="Times New Roman"/>
+        </w:rPr>
+      </w:pPr>
+    </w:p>
+    <w:p>
+      <w:pPr>
+        <w:rPr>
+          <w:rFonts w:ascii="Times New Roman" w:hAnsi="Times New Roman" w:cs="Times New Roman"/>
+        </w:rPr>
+      </w:pPr>
+      <w:r>
+        <w:rPr>
+          <w:rFonts w:ascii="Times New Roman" w:hAnsi="Times New Roman" w:cs="Times New Roman"/>
+        </w:rPr>
+        <w:lastRenderedPageBreak/>
         <w:t>Output:</w:t>
       </w:r>
     </w:p>
@@ -444,7 +552,7 @@
           <w:noProof/>
         </w:rPr>
         <w:drawing>
-          <wp:inline distT="0" distB="0" distL="0" distR="0" wp14:anchorId="40287E43" wp14:editId="6A20E292">
+          <wp:inline distT="0" distB="0" distL="0" distR="0" wp14:anchorId="40287E43" wp14:editId="07209237">
             <wp:extent cx="3264025" cy="2040467"/>
             <wp:effectExtent l="0" t="0" r="0" b="0"/>
             <wp:docPr id="1062787318" name="Picture 2"/>
@@ -499,362 +607,469 @@
           <w:rFonts w:ascii="Times New Roman" w:hAnsi="Times New Roman" w:cs="Times New Roman"/>
         </w:rPr>
       </w:pPr>
+    </w:p>
+    <w:p>
+      <w:pPr>
+        <w:rPr>
+          <w:rFonts w:ascii="Times New Roman" w:hAnsi="Times New Roman" w:cs="Times New Roman"/>
+        </w:rPr>
+      </w:pPr>
+      <w:r>
+        <w:rPr>
+          <w:rFonts w:ascii="Times New Roman" w:hAnsi="Times New Roman" w:cs="Times New Roman"/>
+        </w:rPr>
+        <w:t>6.Write a Pandas program to create a scatter plot of the trading volume/stock prices of</w:t>
+      </w:r>
+    </w:p>
+    <w:p>
+      <w:pPr>
+        <w:rPr>
+          <w:rFonts w:ascii="Times New Roman" w:hAnsi="Times New Roman" w:cs="Times New Roman"/>
+        </w:rPr>
+      </w:pPr>
+      <w:r>
+        <w:rPr>
+          <w:rFonts w:ascii="Times New Roman" w:hAnsi="Times New Roman" w:cs="Times New Roman"/>
+        </w:rPr>
+        <w:t>Alphabet Inc. stock between two specific dates.</w:t>
+      </w:r>
+    </w:p>
+    <w:p>
+      <w:pPr>
+        <w:rPr>
+          <w:rFonts w:ascii="Times New Roman" w:hAnsi="Times New Roman" w:cs="Times New Roman"/>
+        </w:rPr>
+      </w:pPr>
+    </w:p>
+    <w:p>
+      <w:pPr>
+        <w:rPr>
+          <w:rFonts w:ascii="Times New Roman" w:hAnsi="Times New Roman" w:cs="Times New Roman"/>
+        </w:rPr>
+      </w:pPr>
+      <w:r>
+        <w:rPr>
+          <w:rFonts w:ascii="Times New Roman" w:hAnsi="Times New Roman" w:cs="Times New Roman"/>
+        </w:rPr>
+        <w:t>Code:</w:t>
+      </w:r>
+    </w:p>
+    <w:p>
+      <w:pPr>
+        <w:rPr>
+          <w:rFonts w:ascii="Times New Roman" w:hAnsi="Times New Roman" w:cs="Times New Roman"/>
+        </w:rPr>
+      </w:pPr>
+      <w:r>
+        <w:rPr>
+          <w:rFonts w:ascii="Times New Roman" w:hAnsi="Times New Roman" w:cs="Times New Roman"/>
+        </w:rPr>
+        <w:t>import pandas as pd</w:t>
+      </w:r>
+    </w:p>
+    <w:p>
+      <w:pPr>
+        <w:rPr>
+          <w:rFonts w:ascii="Times New Roman" w:hAnsi="Times New Roman" w:cs="Times New Roman"/>
+        </w:rPr>
+      </w:pPr>
+      <w:r>
+        <w:rPr>
+          <w:rFonts w:ascii="Times New Roman" w:hAnsi="Times New Roman" w:cs="Times New Roman"/>
+        </w:rPr>
+        <w:t xml:space="preserve">import </w:t>
+      </w:r>
+      <w:proofErr w:type="spellStart"/>
+      <w:r>
+        <w:rPr>
+          <w:rFonts w:ascii="Times New Roman" w:hAnsi="Times New Roman" w:cs="Times New Roman"/>
+        </w:rPr>
+        <w:t>matplotlib.pyplot</w:t>
+      </w:r>
+      <w:proofErr w:type="spellEnd"/>
+      <w:r>
+        <w:rPr>
+          <w:rFonts w:ascii="Times New Roman" w:hAnsi="Times New Roman" w:cs="Times New Roman"/>
+        </w:rPr>
+        <w:t xml:space="preserve"> as </w:t>
+      </w:r>
+      <w:proofErr w:type="spellStart"/>
+      <w:r>
+        <w:rPr>
+          <w:rFonts w:ascii="Times New Roman" w:hAnsi="Times New Roman" w:cs="Times New Roman"/>
+        </w:rPr>
+        <w:t>plt</w:t>
+      </w:r>
+      <w:proofErr w:type="spellEnd"/>
+    </w:p>
+    <w:p>
+      <w:pPr>
+        <w:rPr>
+          <w:rFonts w:ascii="Times New Roman" w:hAnsi="Times New Roman" w:cs="Times New Roman"/>
+        </w:rPr>
+      </w:pPr>
+    </w:p>
+    <w:p>
+      <w:pPr>
+        <w:rPr>
+          <w:rFonts w:ascii="Times New Roman" w:hAnsi="Times New Roman" w:cs="Times New Roman"/>
+        </w:rPr>
+      </w:pPr>
+      <w:r>
+        <w:rPr>
+          <w:rFonts w:ascii="Times New Roman" w:hAnsi="Times New Roman" w:cs="Times New Roman"/>
+        </w:rPr>
+        <w:t xml:space="preserve">stock = </w:t>
+      </w:r>
+      <w:proofErr w:type="spellStart"/>
+      <w:r>
+        <w:rPr>
+          <w:rFonts w:ascii="Times New Roman" w:hAnsi="Times New Roman" w:cs="Times New Roman"/>
+        </w:rPr>
+        <w:t>pd.read_csv</w:t>
+      </w:r>
+      <w:proofErr w:type="spellEnd"/>
+      <w:r>
+        <w:rPr>
+          <w:rFonts w:ascii="Times New Roman" w:hAnsi="Times New Roman" w:cs="Times New Roman"/>
+        </w:rPr>
+        <w:t>("alphabet_stock_data.csv")</w:t>
+      </w:r>
+    </w:p>
+    <w:p>
+      <w:pPr>
+        <w:rPr>
+          <w:rFonts w:ascii="Times New Roman" w:hAnsi="Times New Roman" w:cs="Times New Roman"/>
+        </w:rPr>
+      </w:pPr>
+    </w:p>
+    <w:p>
+      <w:pPr>
+        <w:rPr>
+          <w:rFonts w:ascii="Times New Roman" w:hAnsi="Times New Roman" w:cs="Times New Roman"/>
+        </w:rPr>
+      </w:pPr>
+      <w:r>
+        <w:rPr>
+          <w:rFonts w:ascii="Times New Roman" w:hAnsi="Times New Roman" w:cs="Times New Roman"/>
+        </w:rPr>
+        <w:t xml:space="preserve">stock["Date"] = </w:t>
+      </w:r>
+      <w:proofErr w:type="spellStart"/>
+      <w:r>
+        <w:rPr>
+          <w:rFonts w:ascii="Times New Roman" w:hAnsi="Times New Roman" w:cs="Times New Roman"/>
+        </w:rPr>
+        <w:t>pd.to_datetime</w:t>
+      </w:r>
+      <w:proofErr w:type="spellEnd"/>
+      <w:r>
+        <w:rPr>
+          <w:rFonts w:ascii="Times New Roman" w:hAnsi="Times New Roman" w:cs="Times New Roman"/>
+        </w:rPr>
+        <w:t>(stock["Date"])</w:t>
+      </w:r>
+    </w:p>
+    <w:p>
+      <w:pPr>
+        <w:rPr>
+          <w:rFonts w:ascii="Times New Roman" w:hAnsi="Times New Roman" w:cs="Times New Roman"/>
+        </w:rPr>
+      </w:pPr>
+    </w:p>
+    <w:p>
+      <w:pPr>
+        <w:rPr>
+          <w:rFonts w:ascii="Times New Roman" w:hAnsi="Times New Roman" w:cs="Times New Roman"/>
+        </w:rPr>
+      </w:pPr>
+      <w:r>
+        <w:rPr>
+          <w:rFonts w:ascii="Times New Roman" w:hAnsi="Times New Roman" w:cs="Times New Roman"/>
+        </w:rPr>
+        <w:t>data = stock[(stock["Date"] &gt;= "2016-10-03") &amp;</w:t>
+      </w:r>
+    </w:p>
+    <w:p>
+      <w:pPr>
+        <w:rPr>
+          <w:rFonts w:ascii="Times New Roman" w:hAnsi="Times New Roman" w:cs="Times New Roman"/>
+        </w:rPr>
+      </w:pPr>
+      <w:r>
+        <w:rPr>
+          <w:rFonts w:ascii="Times New Roman" w:hAnsi="Times New Roman" w:cs="Times New Roman"/>
+        </w:rPr>
+        <w:t xml:space="preserve">             (stock["Date"] &lt;= "2016-10-07")]</w:t>
+      </w:r>
+    </w:p>
+    <w:p>
+      <w:pPr>
+        <w:rPr>
+          <w:rFonts w:ascii="Times New Roman" w:hAnsi="Times New Roman" w:cs="Times New Roman"/>
+        </w:rPr>
+      </w:pPr>
+    </w:p>
+    <w:p>
+      <w:pPr>
+        <w:rPr>
+          <w:rFonts w:ascii="Times New Roman" w:hAnsi="Times New Roman" w:cs="Times New Roman"/>
+        </w:rPr>
+      </w:pPr>
+      <w:proofErr w:type="spellStart"/>
+      <w:r>
+        <w:rPr>
+          <w:rFonts w:ascii="Times New Roman" w:hAnsi="Times New Roman" w:cs="Times New Roman"/>
+        </w:rPr>
+        <w:t>plt.figure</w:t>
+      </w:r>
+      <w:proofErr w:type="spellEnd"/>
+      <w:r>
+        <w:rPr>
+          <w:rFonts w:ascii="Times New Roman" w:hAnsi="Times New Roman" w:cs="Times New Roman"/>
+        </w:rPr>
+        <w:t>(</w:t>
+      </w:r>
+      <w:proofErr w:type="spellStart"/>
+      <w:r>
+        <w:rPr>
+          <w:rFonts w:ascii="Times New Roman" w:hAnsi="Times New Roman" w:cs="Times New Roman"/>
+        </w:rPr>
+        <w:t>figsize</w:t>
+      </w:r>
+      <w:proofErr w:type="spellEnd"/>
+      <w:r>
+        <w:rPr>
+          <w:rFonts w:ascii="Times New Roman" w:hAnsi="Times New Roman" w:cs="Times New Roman"/>
+        </w:rPr>
+        <w:t>=(8,5))</w:t>
+      </w:r>
+    </w:p>
+    <w:p>
+      <w:pPr>
+        <w:rPr>
+          <w:rFonts w:ascii="Times New Roman" w:hAnsi="Times New Roman" w:cs="Times New Roman"/>
+        </w:rPr>
+      </w:pPr>
+      <w:proofErr w:type="spellStart"/>
+      <w:r>
+        <w:rPr>
+          <w:rFonts w:ascii="Times New Roman" w:hAnsi="Times New Roman" w:cs="Times New Roman"/>
+        </w:rPr>
+        <w:t>plt.scatter</w:t>
+      </w:r>
+      <w:proofErr w:type="spellEnd"/>
+      <w:r>
+        <w:rPr>
+          <w:rFonts w:ascii="Times New Roman" w:hAnsi="Times New Roman" w:cs="Times New Roman"/>
+        </w:rPr>
+        <w:t>(data["Close"], data["Volume"])</w:t>
+      </w:r>
+    </w:p>
+    <w:p>
+      <w:pPr>
+        <w:rPr>
+          <w:rFonts w:ascii="Times New Roman" w:hAnsi="Times New Roman" w:cs="Times New Roman"/>
+        </w:rPr>
+      </w:pPr>
+      <w:proofErr w:type="spellStart"/>
+      <w:r>
+        <w:rPr>
+          <w:rFonts w:ascii="Times New Roman" w:hAnsi="Times New Roman" w:cs="Times New Roman"/>
+        </w:rPr>
+        <w:t>plt.title</w:t>
+      </w:r>
+      <w:proofErr w:type="spellEnd"/>
+      <w:r>
+        <w:rPr>
+          <w:rFonts w:ascii="Times New Roman" w:hAnsi="Times New Roman" w:cs="Times New Roman"/>
+        </w:rPr>
+        <w:t>("Trading Volume vs Closing Price")</w:t>
+      </w:r>
+    </w:p>
+    <w:p>
+      <w:pPr>
+        <w:rPr>
+          <w:rFonts w:ascii="Times New Roman" w:hAnsi="Times New Roman" w:cs="Times New Roman"/>
+        </w:rPr>
+      </w:pPr>
+      <w:proofErr w:type="spellStart"/>
+      <w:r>
+        <w:rPr>
+          <w:rFonts w:ascii="Times New Roman" w:hAnsi="Times New Roman" w:cs="Times New Roman"/>
+        </w:rPr>
+        <w:t>plt.xlabel</w:t>
+      </w:r>
+      <w:proofErr w:type="spellEnd"/>
+      <w:r>
+        <w:rPr>
+          <w:rFonts w:ascii="Times New Roman" w:hAnsi="Times New Roman" w:cs="Times New Roman"/>
+        </w:rPr>
+        <w:t>("Closing Price")</w:t>
+      </w:r>
+    </w:p>
+    <w:p>
+      <w:pPr>
+        <w:rPr>
+          <w:rFonts w:ascii="Times New Roman" w:hAnsi="Times New Roman" w:cs="Times New Roman"/>
+        </w:rPr>
+      </w:pPr>
+      <w:proofErr w:type="spellStart"/>
+      <w:r>
+        <w:rPr>
+          <w:rFonts w:ascii="Times New Roman" w:hAnsi="Times New Roman" w:cs="Times New Roman"/>
+        </w:rPr>
+        <w:t>plt.ylabel</w:t>
+      </w:r>
+      <w:proofErr w:type="spellEnd"/>
+      <w:r>
+        <w:rPr>
+          <w:rFonts w:ascii="Times New Roman" w:hAnsi="Times New Roman" w:cs="Times New Roman"/>
+        </w:rPr>
+        <w:t>("Trading Volume")</w:t>
+      </w:r>
+    </w:p>
+    <w:p>
+      <w:pPr>
+        <w:rPr>
+          <w:rFonts w:ascii="Times New Roman" w:hAnsi="Times New Roman" w:cs="Times New Roman"/>
+        </w:rPr>
+      </w:pPr>
+      <w:proofErr w:type="spellStart"/>
+      <w:r>
+        <w:rPr>
+          <w:rFonts w:ascii="Times New Roman" w:hAnsi="Times New Roman" w:cs="Times New Roman"/>
+        </w:rPr>
+        <w:t>plt.grid</w:t>
+      </w:r>
+      <w:proofErr w:type="spellEnd"/>
+      <w:r>
+        <w:rPr>
+          <w:rFonts w:ascii="Times New Roman" w:hAnsi="Times New Roman" w:cs="Times New Roman"/>
+        </w:rPr>
+        <w:t>(True)</w:t>
+      </w:r>
+    </w:p>
+    <w:p>
+      <w:pPr>
+        <w:rPr>
+          <w:rFonts w:ascii="Times New Roman" w:hAnsi="Times New Roman" w:cs="Times New Roman"/>
+        </w:rPr>
+      </w:pPr>
+      <w:proofErr w:type="spellStart"/>
+      <w:r>
+        <w:rPr>
+          <w:rFonts w:ascii="Times New Roman" w:hAnsi="Times New Roman" w:cs="Times New Roman"/>
+        </w:rPr>
+        <w:t>plt.show</w:t>
+      </w:r>
+      <w:proofErr w:type="spellEnd"/>
+      <w:r>
+        <w:rPr>
+          <w:rFonts w:ascii="Times New Roman" w:hAnsi="Times New Roman" w:cs="Times New Roman"/>
+        </w:rPr>
+        <w:t>()</w:t>
+      </w:r>
+    </w:p>
+    <w:p>
+      <w:pPr>
+        <w:rPr>
+          <w:rFonts w:ascii="Times New Roman" w:hAnsi="Times New Roman" w:cs="Times New Roman"/>
+        </w:rPr>
+      </w:pPr>
+    </w:p>
+    <w:p>
+      <w:pPr>
+        <w:rPr>
+          <w:rFonts w:ascii="Times New Roman" w:hAnsi="Times New Roman" w:cs="Times New Roman"/>
+        </w:rPr>
+      </w:pPr>
       <w:r>
         <w:rPr>
           <w:rFonts w:ascii="Times New Roman" w:hAnsi="Times New Roman" w:cs="Times New Roman"/>
         </w:rPr>
         <w:lastRenderedPageBreak/>
-        <w:t>6.Write a Pandas program to create a scatter plot of the trading volume/stock prices of</w:t>
-      </w:r>
-    </w:p>
-    <w:p>
-      <w:pPr>
-        <w:rPr>
-          <w:rFonts w:ascii="Times New Roman" w:hAnsi="Times New Roman" w:cs="Times New Roman"/>
-        </w:rPr>
-      </w:pPr>
-      <w:r>
-        <w:rPr>
-          <w:rFonts w:ascii="Times New Roman" w:hAnsi="Times New Roman" w:cs="Times New Roman"/>
-        </w:rPr>
-        <w:t>Alphabet Inc. stock between two specific dates.</w:t>
-      </w:r>
-    </w:p>
-    <w:p>
-      <w:pPr>
-        <w:rPr>
-          <w:rFonts w:ascii="Times New Roman" w:hAnsi="Times New Roman" w:cs="Times New Roman"/>
-        </w:rPr>
-      </w:pPr>
-    </w:p>
-    <w:p>
-      <w:pPr>
-        <w:rPr>
-          <w:rFonts w:ascii="Times New Roman" w:hAnsi="Times New Roman" w:cs="Times New Roman"/>
-        </w:rPr>
-      </w:pPr>
-      <w:r>
-        <w:rPr>
-          <w:rFonts w:ascii="Times New Roman" w:hAnsi="Times New Roman" w:cs="Times New Roman"/>
-        </w:rPr>
-        <w:t>Code:</w:t>
-      </w:r>
-    </w:p>
-    <w:p>
-      <w:pPr>
-        <w:rPr>
-          <w:rFonts w:ascii="Times New Roman" w:hAnsi="Times New Roman" w:cs="Times New Roman"/>
-        </w:rPr>
-      </w:pPr>
-      <w:r>
-        <w:rPr>
-          <w:rFonts w:ascii="Times New Roman" w:hAnsi="Times New Roman" w:cs="Times New Roman"/>
-        </w:rPr>
-        <w:t>import pandas as pd</w:t>
-      </w:r>
-    </w:p>
-    <w:p>
-      <w:pPr>
-        <w:rPr>
-          <w:rFonts w:ascii="Times New Roman" w:hAnsi="Times New Roman" w:cs="Times New Roman"/>
-        </w:rPr>
-      </w:pPr>
-      <w:r>
-        <w:rPr>
-          <w:rFonts w:ascii="Times New Roman" w:hAnsi="Times New Roman" w:cs="Times New Roman"/>
-        </w:rPr>
-        <w:t xml:space="preserve">import </w:t>
-      </w:r>
-      <w:proofErr w:type="spellStart"/>
-      <w:r>
-        <w:rPr>
-          <w:rFonts w:ascii="Times New Roman" w:hAnsi="Times New Roman" w:cs="Times New Roman"/>
-        </w:rPr>
-        <w:t>matplotlib.pyplot</w:t>
-      </w:r>
-      <w:proofErr w:type="spellEnd"/>
-      <w:r>
-        <w:rPr>
-          <w:rFonts w:ascii="Times New Roman" w:hAnsi="Times New Roman" w:cs="Times New Roman"/>
-        </w:rPr>
-        <w:t xml:space="preserve"> as </w:t>
-      </w:r>
-      <w:proofErr w:type="spellStart"/>
-      <w:r>
-        <w:rPr>
-          <w:rFonts w:ascii="Times New Roman" w:hAnsi="Times New Roman" w:cs="Times New Roman"/>
-        </w:rPr>
-        <w:t>plt</w:t>
-      </w:r>
-      <w:proofErr w:type="spellEnd"/>
-    </w:p>
-    <w:p>
-      <w:pPr>
-        <w:rPr>
-          <w:rFonts w:ascii="Times New Roman" w:hAnsi="Times New Roman" w:cs="Times New Roman"/>
-        </w:rPr>
-      </w:pPr>
-    </w:p>
-    <w:p>
-      <w:pPr>
-        <w:rPr>
-          <w:rFonts w:ascii="Times New Roman" w:hAnsi="Times New Roman" w:cs="Times New Roman"/>
-        </w:rPr>
-      </w:pPr>
-      <w:r>
-        <w:rPr>
-          <w:rFonts w:ascii="Times New Roman" w:hAnsi="Times New Roman" w:cs="Times New Roman"/>
-        </w:rPr>
-        <w:t xml:space="preserve">stock = </w:t>
-      </w:r>
-      <w:proofErr w:type="spellStart"/>
-      <w:r>
-        <w:rPr>
-          <w:rFonts w:ascii="Times New Roman" w:hAnsi="Times New Roman" w:cs="Times New Roman"/>
-        </w:rPr>
-        <w:t>pd.read_csv</w:t>
-      </w:r>
-      <w:proofErr w:type="spellEnd"/>
-      <w:r>
-        <w:rPr>
-          <w:rFonts w:ascii="Times New Roman" w:hAnsi="Times New Roman" w:cs="Times New Roman"/>
-        </w:rPr>
-        <w:t>("alphabet_stock_data.csv")</w:t>
-      </w:r>
-    </w:p>
-    <w:p>
-      <w:pPr>
-        <w:rPr>
-          <w:rFonts w:ascii="Times New Roman" w:hAnsi="Times New Roman" w:cs="Times New Roman"/>
-        </w:rPr>
-      </w:pPr>
-    </w:p>
-    <w:p>
-      <w:pPr>
-        <w:rPr>
-          <w:rFonts w:ascii="Times New Roman" w:hAnsi="Times New Roman" w:cs="Times New Roman"/>
-        </w:rPr>
-      </w:pPr>
-      <w:r>
-        <w:rPr>
-          <w:rFonts w:ascii="Times New Roman" w:hAnsi="Times New Roman" w:cs="Times New Roman"/>
-        </w:rPr>
-        <w:t xml:space="preserve">stock["Date"] = </w:t>
-      </w:r>
-      <w:proofErr w:type="spellStart"/>
-      <w:r>
-        <w:rPr>
-          <w:rFonts w:ascii="Times New Roman" w:hAnsi="Times New Roman" w:cs="Times New Roman"/>
-        </w:rPr>
-        <w:t>pd.to_datetime</w:t>
-      </w:r>
-      <w:proofErr w:type="spellEnd"/>
-      <w:r>
-        <w:rPr>
-          <w:rFonts w:ascii="Times New Roman" w:hAnsi="Times New Roman" w:cs="Times New Roman"/>
-        </w:rPr>
-        <w:t>(stock["Date"])</w:t>
-      </w:r>
-    </w:p>
-    <w:p>
-      <w:pPr>
-        <w:rPr>
-          <w:rFonts w:ascii="Times New Roman" w:hAnsi="Times New Roman" w:cs="Times New Roman"/>
-        </w:rPr>
-      </w:pPr>
-    </w:p>
-    <w:p>
-      <w:pPr>
-        <w:rPr>
-          <w:rFonts w:ascii="Times New Roman" w:hAnsi="Times New Roman" w:cs="Times New Roman"/>
-        </w:rPr>
-      </w:pPr>
-      <w:r>
-        <w:rPr>
-          <w:rFonts w:ascii="Times New Roman" w:hAnsi="Times New Roman" w:cs="Times New Roman"/>
-        </w:rPr>
-        <w:t>data = stock[(stock["Date"] &gt;= "2016-10-03") &amp;</w:t>
-      </w:r>
-    </w:p>
-    <w:p>
-      <w:pPr>
-        <w:rPr>
-          <w:rFonts w:ascii="Times New Roman" w:hAnsi="Times New Roman" w:cs="Times New Roman"/>
-        </w:rPr>
-      </w:pPr>
-      <w:r>
-        <w:rPr>
-          <w:rFonts w:ascii="Times New Roman" w:hAnsi="Times New Roman" w:cs="Times New Roman"/>
-        </w:rPr>
-        <w:t xml:space="preserve">             (stock["Date"] &lt;= "2016-10-07")]</w:t>
-      </w:r>
-    </w:p>
-    <w:p>
-      <w:pPr>
-        <w:rPr>
-          <w:rFonts w:ascii="Times New Roman" w:hAnsi="Times New Roman" w:cs="Times New Roman"/>
-        </w:rPr>
-      </w:pPr>
-    </w:p>
-    <w:p>
-      <w:pPr>
-        <w:rPr>
-          <w:rFonts w:ascii="Times New Roman" w:hAnsi="Times New Roman" w:cs="Times New Roman"/>
-        </w:rPr>
-      </w:pPr>
-      <w:proofErr w:type="spellStart"/>
-      <w:r>
-        <w:rPr>
-          <w:rFonts w:ascii="Times New Roman" w:hAnsi="Times New Roman" w:cs="Times New Roman"/>
-        </w:rPr>
-        <w:t>plt.figure</w:t>
-      </w:r>
-      <w:proofErr w:type="spellEnd"/>
-      <w:r>
-        <w:rPr>
-          <w:rFonts w:ascii="Times New Roman" w:hAnsi="Times New Roman" w:cs="Times New Roman"/>
-        </w:rPr>
-        <w:t>(</w:t>
-      </w:r>
-      <w:proofErr w:type="spellStart"/>
-      <w:r>
-        <w:rPr>
-          <w:rFonts w:ascii="Times New Roman" w:hAnsi="Times New Roman" w:cs="Times New Roman"/>
-        </w:rPr>
-        <w:t>figsize</w:t>
-      </w:r>
-      <w:proofErr w:type="spellEnd"/>
-      <w:r>
-        <w:rPr>
-          <w:rFonts w:ascii="Times New Roman" w:hAnsi="Times New Roman" w:cs="Times New Roman"/>
-        </w:rPr>
-        <w:t>=(8,5))</w:t>
-      </w:r>
-    </w:p>
-    <w:p>
-      <w:pPr>
-        <w:rPr>
-          <w:rFonts w:ascii="Times New Roman" w:hAnsi="Times New Roman" w:cs="Times New Roman"/>
-        </w:rPr>
-      </w:pPr>
-      <w:proofErr w:type="spellStart"/>
-      <w:r>
-        <w:rPr>
-          <w:rFonts w:ascii="Times New Roman" w:hAnsi="Times New Roman" w:cs="Times New Roman"/>
-        </w:rPr>
-        <w:t>plt.scatter</w:t>
-      </w:r>
-      <w:proofErr w:type="spellEnd"/>
-      <w:r>
-        <w:rPr>
-          <w:rFonts w:ascii="Times New Roman" w:hAnsi="Times New Roman" w:cs="Times New Roman"/>
-        </w:rPr>
-        <w:t>(data["Close"], data["Volume"])</w:t>
-      </w:r>
-    </w:p>
-    <w:p>
-      <w:pPr>
-        <w:rPr>
-          <w:rFonts w:ascii="Times New Roman" w:hAnsi="Times New Roman" w:cs="Times New Roman"/>
-        </w:rPr>
-      </w:pPr>
-      <w:proofErr w:type="spellStart"/>
-      <w:r>
-        <w:rPr>
-          <w:rFonts w:ascii="Times New Roman" w:hAnsi="Times New Roman" w:cs="Times New Roman"/>
-        </w:rPr>
-        <w:t>plt.title</w:t>
-      </w:r>
-      <w:proofErr w:type="spellEnd"/>
-      <w:r>
-        <w:rPr>
-          <w:rFonts w:ascii="Times New Roman" w:hAnsi="Times New Roman" w:cs="Times New Roman"/>
-        </w:rPr>
-        <w:t>("Trading Volume vs Closing Price")</w:t>
-      </w:r>
-    </w:p>
-    <w:p>
-      <w:pPr>
-        <w:rPr>
-          <w:rFonts w:ascii="Times New Roman" w:hAnsi="Times New Roman" w:cs="Times New Roman"/>
-        </w:rPr>
-      </w:pPr>
-      <w:proofErr w:type="spellStart"/>
-      <w:r>
-        <w:rPr>
-          <w:rFonts w:ascii="Times New Roman" w:hAnsi="Times New Roman" w:cs="Times New Roman"/>
-        </w:rPr>
-        <w:t>plt.xlabel</w:t>
-      </w:r>
-      <w:proofErr w:type="spellEnd"/>
-      <w:r>
-        <w:rPr>
-          <w:rFonts w:ascii="Times New Roman" w:hAnsi="Times New Roman" w:cs="Times New Roman"/>
-        </w:rPr>
-        <w:t>("Closing Price")</w:t>
-      </w:r>
-    </w:p>
-    <w:p>
-      <w:pPr>
-        <w:rPr>
-          <w:rFonts w:ascii="Times New Roman" w:hAnsi="Times New Roman" w:cs="Times New Roman"/>
-        </w:rPr>
-      </w:pPr>
-      <w:proofErr w:type="spellStart"/>
-      <w:r>
-        <w:rPr>
-          <w:rFonts w:ascii="Times New Roman" w:hAnsi="Times New Roman" w:cs="Times New Roman"/>
-        </w:rPr>
-        <w:t>plt.ylabel</w:t>
-      </w:r>
-      <w:proofErr w:type="spellEnd"/>
-      <w:r>
-        <w:rPr>
-          <w:rFonts w:ascii="Times New Roman" w:hAnsi="Times New Roman" w:cs="Times New Roman"/>
-        </w:rPr>
-        <w:t>("Trading Volume")</w:t>
-      </w:r>
-    </w:p>
-    <w:p>
-      <w:pPr>
-        <w:rPr>
-          <w:rFonts w:ascii="Times New Roman" w:hAnsi="Times New Roman" w:cs="Times New Roman"/>
-        </w:rPr>
-      </w:pPr>
-      <w:proofErr w:type="spellStart"/>
-      <w:r>
-        <w:rPr>
-          <w:rFonts w:ascii="Times New Roman" w:hAnsi="Times New Roman" w:cs="Times New Roman"/>
-        </w:rPr>
-        <w:t>plt.grid</w:t>
-      </w:r>
-      <w:proofErr w:type="spellEnd"/>
-      <w:r>
-        <w:rPr>
-          <w:rFonts w:ascii="Times New Roman" w:hAnsi="Times New Roman" w:cs="Times New Roman"/>
-        </w:rPr>
-        <w:t>(True)</w:t>
-      </w:r>
-    </w:p>
-    <w:p>
-      <w:pPr>
-        <w:rPr>
-          <w:rFonts w:ascii="Times New Roman" w:hAnsi="Times New Roman" w:cs="Times New Roman"/>
-        </w:rPr>
-      </w:pPr>
-      <w:proofErr w:type="spellStart"/>
-      <w:r>
-        <w:rPr>
-          <w:rFonts w:ascii="Times New Roman" w:hAnsi="Times New Roman" w:cs="Times New Roman"/>
-        </w:rPr>
-        <w:t>plt.show</w:t>
-      </w:r>
-      <w:proofErr w:type="spellEnd"/>
-      <w:r>
-        <w:rPr>
-          <w:rFonts w:ascii="Times New Roman" w:hAnsi="Times New Roman" w:cs="Times New Roman"/>
-        </w:rPr>
-        <w:t>()</w:t>
+        <w:t>CSV:</w:t>
+      </w:r>
+    </w:p>
+    <w:p>
+      <w:pPr>
+        <w:rPr>
+          <w:rFonts w:ascii="Times New Roman" w:hAnsi="Times New Roman" w:cs="Times New Roman"/>
+        </w:rPr>
+      </w:pPr>
+      <w:proofErr w:type="spellStart"/>
+      <w:r>
+        <w:rPr>
+          <w:rFonts w:ascii="Times New Roman" w:hAnsi="Times New Roman" w:cs="Times New Roman"/>
+        </w:rPr>
+        <w:t>Date,Open,High,Low,Close,Volume</w:t>
+      </w:r>
+      <w:proofErr w:type="spellEnd"/>
+    </w:p>
+    <w:p>
+      <w:pPr>
+        <w:rPr>
+          <w:rFonts w:ascii="Times New Roman" w:hAnsi="Times New Roman" w:cs="Times New Roman"/>
+        </w:rPr>
+      </w:pPr>
+      <w:r>
+        <w:rPr>
+          <w:rFonts w:ascii="Times New Roman" w:hAnsi="Times New Roman" w:cs="Times New Roman"/>
+        </w:rPr>
+        <w:t>2016-10-03,786.99,789.85,776.03,778.81,1175800</w:t>
+      </w:r>
+    </w:p>
+    <w:p>
+      <w:pPr>
+        <w:rPr>
+          <w:rFonts w:ascii="Times New Roman" w:hAnsi="Times New Roman" w:cs="Times New Roman"/>
+        </w:rPr>
+      </w:pPr>
+      <w:r>
+        <w:rPr>
+          <w:rFonts w:ascii="Times New Roman" w:hAnsi="Times New Roman" w:cs="Times New Roman"/>
+        </w:rPr>
+        <w:t>2016-10-04,788.0,791.34,776.03,776.43,1206300</w:t>
+      </w:r>
+    </w:p>
+    <w:p>
+      <w:pPr>
+        <w:rPr>
+          <w:rFonts w:ascii="Times New Roman" w:hAnsi="Times New Roman" w:cs="Times New Roman"/>
+        </w:rPr>
+      </w:pPr>
+      <w:r>
+        <w:rPr>
+          <w:rFonts w:ascii="Times New Roman" w:hAnsi="Times New Roman" w:cs="Times New Roman"/>
+        </w:rPr>
+        <w:t>2016-10-05,779.31,782.07,770.75,776.47,873000</w:t>
+      </w:r>
+    </w:p>
+    <w:p>
+      <w:pPr>
+        <w:rPr>
+          <w:rFonts w:ascii="Times New Roman" w:hAnsi="Times New Roman" w:cs="Times New Roman"/>
+        </w:rPr>
+      </w:pPr>
+      <w:r>
+        <w:rPr>
+          <w:rFonts w:ascii="Times New Roman" w:hAnsi="Times New Roman" w:cs="Times New Roman"/>
+        </w:rPr>
+        <w:t>2016-10-06,779.0,780.48,775.54,776.86,1070700</w:t>
+      </w:r>
+    </w:p>
+    <w:p>
+      <w:pPr>
+        <w:rPr>
+          <w:rFonts w:ascii="Times New Roman" w:hAnsi="Times New Roman" w:cs="Times New Roman"/>
+        </w:rPr>
+      </w:pPr>
+      <w:r>
+        <w:rPr>
+          <w:rFonts w:ascii="Times New Roman" w:hAnsi="Times New Roman" w:cs="Times New Roman"/>
+        </w:rPr>
+        <w:t>2016-10-07,779.66,779.66,770.75,775.08,933200</w:t>
       </w:r>
     </w:p>
     <w:p>
